--- a/public/materials/data-privacy/teaching-guide/cs/DataPrivacy_Teaching_CS.docx
+++ b/public/materials/data-privacy/teaching-guide/cs/DataPrivacy_Teaching_CS.docx
@@ -3653,7 +3653,21 @@
           <w:rFonts w:ascii="Arial" w:eastAsia="Arial" w:hAnsi="Arial" w:cs="Arial"/>
           <w:lang w:val="cs-CZ"/>
         </w:rPr>
-        <w:t>Uspořádejte třídu tak, aby žáci mohli sedět ve skupinách po 3–4.</w:t>
+        <w:t>Uspořádejte třídu tak, aby žáci mohli sedět ve skupinách po 3</w:t>
+      </w:r>
+      <w:r>
+        <w:rPr>
+          <w:rFonts w:ascii="Arial" w:eastAsia="Arial" w:hAnsi="Arial" w:cs="Arial"/>
+          <w:lang w:val="cs-CZ"/>
+        </w:rPr>
+        <w:t>-</w:t>
+      </w:r>
+      <w:r>
+        <w:rPr>
+          <w:rFonts w:ascii="Arial" w:eastAsia="Arial" w:hAnsi="Arial" w:cs="Arial"/>
+          <w:lang w:val="cs-CZ"/>
+        </w:rPr>
+        <w:t>4.</w:t>
       </w:r>
     </w:p>
     <w:p>
@@ -8832,7 +8846,16 @@
                 <w:bCs/>
                 <w:lang w:val="cs-CZ"/>
               </w:rPr>
-              <w:t>Anne</w:t>
+              <w:t>Ann</w:t>
+            </w:r>
+            <w:r>
+              <w:rPr>
+                <w:rFonts w:ascii="Arial" w:eastAsia="Arial" w:hAnsi="Arial" w:cs="Arial"/>
+                <w:b/>
+                <w:bCs/>
+                <w:lang w:val="cs-CZ"/>
+              </w:rPr>
+              <w:t>a</w:t>
             </w:r>
           </w:p>
         </w:tc>
@@ -9277,7 +9300,15 @@
           <w:u w:val="single"/>
           <w:lang w:val="cs-CZ"/>
         </w:rPr>
-        <w:t xml:space="preserve">e   </w:t>
+        <w:t>a</w:t>
+      </w:r>
+      <w:r>
+        <w:rPr>
+          <w:rFonts w:ascii="Arial" w:eastAsia="Arial" w:hAnsi="Arial" w:cs="Arial"/>
+          <w:u w:val="single"/>
+          <w:lang w:val="cs-CZ"/>
+        </w:rPr>
+        <w:t xml:space="preserve">  </w:t>
       </w:r>
     </w:p>
     <w:p>
